--- a/MobileTerminal/个人记账本结课报告（java）.docx
+++ b/MobileTerminal/个人记账本结课报告（java）.docx
@@ -4,7 +4,7 @@
   <w:body>
     <w:p>
       <w:pPr>
-        <w:pStyle w:val="28"/>
+        <w:pStyle w:val="29"/>
         <w:jc w:val="center"/>
       </w:pPr>
       <w:r>
@@ -53,7 +53,7 @@
     </w:p>
     <w:p>
       <w:pPr>
-        <w:pStyle w:val="29"/>
+        <w:pStyle w:val="30"/>
       </w:pPr>
       <w:r>
         <w:rPr>
@@ -64,12 +64,12 @@
     </w:p>
     <w:p>
       <w:pPr>
-        <w:pStyle w:val="29"/>
-      </w:pPr>
-    </w:p>
-    <w:p>
-      <w:pPr>
-        <w:pStyle w:val="29"/>
+        <w:pStyle w:val="30"/>
+      </w:pPr>
+    </w:p>
+    <w:p>
+      <w:pPr>
+        <w:pStyle w:val="30"/>
       </w:pPr>
     </w:p>
     <w:tbl>
@@ -127,7 +127,7 @@
           </w:tcPr>
           <w:p>
             <w:pPr>
-              <w:pStyle w:val="31"/>
+              <w:pStyle w:val="32"/>
             </w:pPr>
             <w:r>
               <w:rPr>
@@ -146,7 +146,7 @@
           </w:tcPr>
           <w:p>
             <w:pPr>
-              <w:pStyle w:val="31"/>
+              <w:pStyle w:val="32"/>
               <w:rPr>
                 <w:rFonts w:hint="default" w:ascii="仿宋_GB2312" w:eastAsia="仿宋_GB2312"/>
                 <w:lang w:val="en-US" w:eastAsia="zh-CN"/>
@@ -192,7 +192,7 @@
           </w:tcPr>
           <w:p>
             <w:pPr>
-              <w:pStyle w:val="31"/>
+              <w:pStyle w:val="32"/>
             </w:pPr>
             <w:r>
               <w:rPr>
@@ -211,7 +211,7 @@
           </w:tcPr>
           <w:p>
             <w:pPr>
-              <w:pStyle w:val="31"/>
+              <w:pStyle w:val="32"/>
               <w:rPr>
                 <w:rFonts w:hint="default" w:eastAsia="黑体"/>
                 <w:lang w:val="en-US" w:eastAsia="zh-CN"/>
@@ -257,7 +257,7 @@
           </w:tcPr>
           <w:p>
             <w:pPr>
-              <w:pStyle w:val="31"/>
+              <w:pStyle w:val="32"/>
             </w:pPr>
             <w:r>
               <w:rPr>
@@ -276,7 +276,7 @@
           </w:tcPr>
           <w:p>
             <w:pPr>
-              <w:pStyle w:val="31"/>
+              <w:pStyle w:val="32"/>
               <w:rPr>
                 <w:rFonts w:hint="eastAsia" w:ascii="仿宋_GB2312" w:eastAsia="仿宋_GB2312"/>
                 <w:lang w:val="en-US" w:eastAsia="zh-CN"/>
@@ -295,22 +295,22 @@
     </w:tbl>
     <w:p>
       <w:pPr>
-        <w:pStyle w:val="21"/>
-      </w:pPr>
-    </w:p>
-    <w:p>
-      <w:pPr>
-        <w:pStyle w:val="21"/>
-      </w:pPr>
-    </w:p>
-    <w:p>
-      <w:pPr>
-        <w:pStyle w:val="21"/>
-      </w:pPr>
-    </w:p>
-    <w:p>
-      <w:pPr>
-        <w:pStyle w:val="21"/>
+        <w:pStyle w:val="22"/>
+      </w:pPr>
+    </w:p>
+    <w:p>
+      <w:pPr>
+        <w:pStyle w:val="22"/>
+      </w:pPr>
+    </w:p>
+    <w:p>
+      <w:pPr>
+        <w:pStyle w:val="22"/>
+      </w:pPr>
+    </w:p>
+    <w:p>
+      <w:pPr>
+        <w:pStyle w:val="22"/>
       </w:pPr>
     </w:p>
     <w:tbl>
@@ -368,7 +368,7 @@
           </w:tcPr>
           <w:p>
             <w:pPr>
-              <w:pStyle w:val="30"/>
+              <w:pStyle w:val="31"/>
               <w:jc w:val="center"/>
             </w:pPr>
             <w:r>
@@ -388,7 +388,7 @@
           </w:tcPr>
           <w:p>
             <w:pPr>
-              <w:pStyle w:val="30"/>
+              <w:pStyle w:val="31"/>
               <w:jc w:val="center"/>
             </w:pPr>
             <w:r>
@@ -408,7 +408,7 @@
           </w:tcPr>
           <w:p>
             <w:pPr>
-              <w:pStyle w:val="30"/>
+              <w:pStyle w:val="31"/>
               <w:jc w:val="center"/>
             </w:pPr>
             <w:r>
@@ -449,7 +449,7 @@
           </w:tcPr>
           <w:p>
             <w:pPr>
-              <w:pStyle w:val="30"/>
+              <w:pStyle w:val="31"/>
               <w:jc w:val="center"/>
             </w:pPr>
             <w:r>
@@ -469,7 +469,7 @@
           </w:tcPr>
           <w:p>
             <w:pPr>
-              <w:pStyle w:val="30"/>
+              <w:pStyle w:val="31"/>
               <w:jc w:val="center"/>
             </w:pPr>
             <w:r>
@@ -489,7 +489,7 @@
           </w:tcPr>
           <w:p>
             <w:pPr>
-              <w:pStyle w:val="30"/>
+              <w:pStyle w:val="31"/>
               <w:jc w:val="center"/>
             </w:pPr>
           </w:p>
@@ -524,7 +524,7 @@
           </w:tcPr>
           <w:p>
             <w:pPr>
-              <w:pStyle w:val="30"/>
+              <w:pStyle w:val="31"/>
               <w:jc w:val="center"/>
             </w:pPr>
             <w:r>
@@ -544,7 +544,7 @@
           </w:tcPr>
           <w:p>
             <w:pPr>
-              <w:pStyle w:val="30"/>
+              <w:pStyle w:val="31"/>
               <w:jc w:val="center"/>
             </w:pPr>
             <w:r>
@@ -564,7 +564,7 @@
           </w:tcPr>
           <w:p>
             <w:pPr>
-              <w:pStyle w:val="30"/>
+              <w:pStyle w:val="31"/>
               <w:jc w:val="center"/>
             </w:pPr>
           </w:p>
@@ -599,7 +599,7 @@
           </w:tcPr>
           <w:p>
             <w:pPr>
-              <w:pStyle w:val="30"/>
+              <w:pStyle w:val="31"/>
               <w:jc w:val="center"/>
             </w:pPr>
             <w:r>
@@ -619,7 +619,7 @@
           </w:tcPr>
           <w:p>
             <w:pPr>
-              <w:pStyle w:val="30"/>
+              <w:pStyle w:val="31"/>
               <w:jc w:val="center"/>
             </w:pPr>
             <w:r>
@@ -639,7 +639,7 @@
           </w:tcPr>
           <w:p>
             <w:pPr>
-              <w:pStyle w:val="30"/>
+              <w:pStyle w:val="31"/>
               <w:jc w:val="center"/>
             </w:pPr>
           </w:p>
@@ -674,7 +674,7 @@
           </w:tcPr>
           <w:p>
             <w:pPr>
-              <w:pStyle w:val="30"/>
+              <w:pStyle w:val="31"/>
               <w:jc w:val="center"/>
             </w:pPr>
             <w:r>
@@ -694,7 +694,7 @@
           </w:tcPr>
           <w:p>
             <w:pPr>
-              <w:pStyle w:val="30"/>
+              <w:pStyle w:val="31"/>
               <w:jc w:val="center"/>
             </w:pPr>
             <w:r>
@@ -714,7 +714,7 @@
           </w:tcPr>
           <w:p>
             <w:pPr>
-              <w:pStyle w:val="30"/>
+              <w:pStyle w:val="31"/>
               <w:jc w:val="center"/>
             </w:pPr>
           </w:p>
@@ -749,7 +749,7 @@
           </w:tcPr>
           <w:p>
             <w:pPr>
-              <w:pStyle w:val="30"/>
+              <w:pStyle w:val="31"/>
               <w:jc w:val="center"/>
             </w:pPr>
             <w:r>
@@ -769,7 +769,7 @@
           </w:tcPr>
           <w:p>
             <w:pPr>
-              <w:pStyle w:val="30"/>
+              <w:pStyle w:val="31"/>
               <w:jc w:val="center"/>
             </w:pPr>
             <w:r>
@@ -789,7 +789,7 @@
           </w:tcPr>
           <w:p>
             <w:pPr>
-              <w:pStyle w:val="30"/>
+              <w:pStyle w:val="31"/>
               <w:jc w:val="center"/>
             </w:pPr>
           </w:p>
@@ -825,7 +825,7 @@
           </w:tcPr>
           <w:p>
             <w:pPr>
-              <w:pStyle w:val="30"/>
+              <w:pStyle w:val="31"/>
               <w:jc w:val="center"/>
               <w:rPr>
                 <w:szCs w:val="21"/>
@@ -849,7 +849,7 @@
           </w:tcPr>
           <w:p>
             <w:pPr>
-              <w:pStyle w:val="30"/>
+              <w:pStyle w:val="31"/>
               <w:jc w:val="center"/>
               <w:rPr>
                 <w:szCs w:val="21"/>
@@ -861,7 +861,7 @@
     </w:tbl>
     <w:p>
       <w:pPr>
-        <w:pStyle w:val="31"/>
+        <w:pStyle w:val="32"/>
         <w:jc w:val="center"/>
       </w:pPr>
       <w:r>
@@ -873,7 +873,7 @@
     </w:p>
     <w:p>
       <w:pPr>
-        <w:pStyle w:val="31"/>
+        <w:pStyle w:val="32"/>
         <w:rPr>
           <w:rFonts w:hint="default" w:eastAsia="黑体"/>
           <w:lang w:val="en-US" w:eastAsia="zh-CN"/>
@@ -889,12 +889,10 @@
         </w:rPr>
         <w:t>2026年6月18日</w:t>
       </w:r>
-      <w:bookmarkStart w:id="0" w:name="_GoBack"/>
-      <w:bookmarkEnd w:id="0"/>
-    </w:p>
-    <w:p>
-      <w:pPr>
-        <w:pStyle w:val="31"/>
+    </w:p>
+    <w:p>
+      <w:pPr>
+        <w:pStyle w:val="32"/>
       </w:pPr>
       <w:r>
         <w:rPr>
@@ -929,15 +927,91 @@
       <w:pPr>
         <w:spacing w:before="0" w:after="0" w:line="360" w:lineRule="auto"/>
         <w:ind w:firstLine="420"/>
-      </w:pPr>
-      <w:r>
-        <w:rPr>
-          <w:rFonts w:ascii="Times New Roman" w:hAnsi="Times New Roman" w:eastAsia="宋体"/>
-          <w:b w:val="0"/>
+        <w:rPr>
+          <w:rFonts w:hint="eastAsia"/>
+          <w:b w:val="0"/>
+          <w:color w:val="000000"/>
           <w:sz w:val="24"/>
+          <w:lang w:val="en-US" w:eastAsia="zh-CN"/>
+        </w:rPr>
+      </w:pPr>
+      <w:r>
+        <w:rPr>
+          <w:rFonts w:hint="eastAsia"/>
+          <w:b w:val="0"/>
+          <w:color w:val="000000"/>
+          <w:sz w:val="24"/>
+          <w:lang w:val="en-US" w:eastAsia="zh-CN"/>
+        </w:rPr>
+        <w:t>项目地址</w:t>
+      </w:r>
+      <w:r>
+        <w:rPr>
+          <w:rFonts w:hint="eastAsia"/>
+          <w:b w:val="0"/>
+          <w:color w:val="000000"/>
+          <w:sz w:val="24"/>
+          <w:lang w:val="en-US" w:eastAsia="zh-CN"/>
+        </w:rPr>
+        <w:fldChar w:fldCharType="begin"/>
+      </w:r>
+      <w:r>
+        <w:rPr>
+          <w:rFonts w:hint="eastAsia"/>
+          <w:b w:val="0"/>
+          <w:color w:val="000000"/>
+          <w:sz w:val="24"/>
+          <w:lang w:val="en-US" w:eastAsia="zh-CN"/>
+        </w:rPr>
+        <w:instrText xml:space="preserve"> HYPERLINK "https://github.com/lifeng-z/yuan/tree/main/MobileTerminal" </w:instrText>
+      </w:r>
+      <w:r>
+        <w:rPr>
+          <w:rFonts w:hint="eastAsia"/>
+          <w:b w:val="0"/>
+          <w:color w:val="000000"/>
+          <w:sz w:val="24"/>
+          <w:lang w:val="en-US" w:eastAsia="zh-CN"/>
+        </w:rPr>
+        <w:fldChar w:fldCharType="separate"/>
+      </w:r>
+      <w:r>
+        <w:rPr>
+          <w:rStyle w:val="12"/>
+          <w:rFonts w:hint="eastAsia"/>
+          <w:b w:val="0"/>
+          <w:color w:val="000000"/>
+          <w:sz w:val="24"/>
+          <w:lang w:val="en-US" w:eastAsia="zh-CN"/>
+        </w:rPr>
+        <w:t>https://github.com/lifeng-z/yuan/tree/main/MobileTerminal</w:t>
+      </w:r>
+      <w:r>
+        <w:rPr>
+          <w:rFonts w:hint="eastAsia"/>
+          <w:b w:val="0"/>
+          <w:color w:val="000000"/>
+          <w:sz w:val="24"/>
+          <w:lang w:val="en-US" w:eastAsia="zh-CN"/>
+        </w:rPr>
+        <w:fldChar w:fldCharType="end"/>
+      </w:r>
+    </w:p>
+    <w:p>
+      <w:pPr>
+        <w:spacing w:before="0" w:after="0" w:line="360" w:lineRule="auto"/>
+        <w:ind w:firstLine="420"/>
+      </w:pPr>
+      <w:r>
+        <w:rPr>
+          <w:rFonts w:ascii="Times New Roman" w:hAnsi="Times New Roman" w:eastAsia="宋体"/>
+          <w:b w:val="0"/>
+          <w:sz w:val="24"/>
         </w:rPr>
         <w:t>随着移动互联网技术的飞速发展，移动支付和电子记账已成为现代人日常生活的重要组成部分。本文基于Android平台，使用Java语言和MVVM架构模式，设计并实现了一款"个人记账本"应用程序。该应用采用Room数据库实现账单数据的持久化存储，支持收支记录的创建、编辑、删除、分类管理和统计分析功能。界面设计遵循Google Material Design 3设计规范，以清新的薄荷绿为主色调，提供直观易用的用户体验。本文详细阐述了系统的需求分析、架构设计、数据库设计、界面设计及核心功能的具体实现过程，并对系统进行了全面的功能测试。</w:t>
       </w:r>
+      <w:bookmarkStart w:id="0" w:name="_GoBack"/>
+      <w:bookmarkEnd w:id="0"/>
     </w:p>
     <w:p>
       <w:pPr>
@@ -968,6 +1042,81 @@
           <w:sz w:val="28"/>
         </w:rPr>
         <w:t>Abstract</w:t>
+      </w:r>
+    </w:p>
+    <w:p>
+      <w:pPr>
+        <w:keepNext w:val="0"/>
+        <w:keepLines w:val="0"/>
+        <w:pageBreakBefore w:val="0"/>
+        <w:widowControl w:val="0"/>
+        <w:kinsoku/>
+        <w:wordWrap/>
+        <w:overflowPunct/>
+        <w:topLinePunct w:val="0"/>
+        <w:autoSpaceDE/>
+        <w:autoSpaceDN/>
+        <w:bidi w:val="0"/>
+        <w:adjustRightInd/>
+        <w:snapToGrid/>
+        <w:spacing w:before="0" w:after="0" w:line="360" w:lineRule="auto"/>
+        <w:ind w:firstLine="420"/>
+        <w:textAlignment w:val="auto"/>
+        <w:rPr>
+          <w:rFonts w:ascii="Times New Roman" w:hAnsi="Times New Roman" w:eastAsia="宋体"/>
+          <w:b w:val="0"/>
+          <w:color w:val="000000"/>
+          <w:sz w:val="24"/>
+        </w:rPr>
+      </w:pPr>
+      <w:r>
+        <w:rPr>
+          <w:rFonts w:hint="eastAsia" w:ascii="Times New Roman" w:hAnsi="Times New Roman" w:eastAsia="宋体"/>
+          <w:b w:val="0"/>
+          <w:sz w:val="24"/>
+        </w:rPr>
+        <w:t>Project address</w:t>
+      </w:r>
+      <w:r>
+        <w:rPr>
+          <w:rFonts w:hint="eastAsia" w:ascii="Times New Roman" w:hAnsi="Times New Roman" w:eastAsia="宋体"/>
+          <w:b w:val="0"/>
+          <w:sz w:val="24"/>
+        </w:rPr>
+        <w:fldChar w:fldCharType="begin"/>
+      </w:r>
+      <w:r>
+        <w:rPr>
+          <w:rFonts w:hint="eastAsia" w:ascii="Times New Roman" w:hAnsi="Times New Roman" w:eastAsia="宋体"/>
+          <w:b w:val="0"/>
+          <w:sz w:val="24"/>
+        </w:rPr>
+        <w:instrText xml:space="preserve"> HYPERLINK "https://github.com/lifeng-z/yuan/tree/main/MobileTerminal" </w:instrText>
+      </w:r>
+      <w:r>
+        <w:rPr>
+          <w:rFonts w:hint="eastAsia" w:ascii="Times New Roman" w:hAnsi="Times New Roman" w:eastAsia="宋体"/>
+          <w:b w:val="0"/>
+          <w:sz w:val="24"/>
+        </w:rPr>
+        <w:fldChar w:fldCharType="separate"/>
+      </w:r>
+      <w:r>
+        <w:rPr>
+          <w:rStyle w:val="12"/>
+          <w:rFonts w:hint="eastAsia" w:ascii="Times New Roman" w:hAnsi="Times New Roman" w:eastAsia="宋体"/>
+          <w:b w:val="0"/>
+          <w:sz w:val="24"/>
+        </w:rPr>
+        <w:t>https://github.com/lifeng-z/yuan/tree/main/MobileTerminal</w:t>
+      </w:r>
+      <w:r>
+        <w:rPr>
+          <w:rFonts w:hint="eastAsia" w:ascii="Times New Roman" w:hAnsi="Times New Roman" w:eastAsia="宋体"/>
+          <w:b w:val="0"/>
+          <w:sz w:val="24"/>
+        </w:rPr>
+        <w:fldChar w:fldCharType="end"/>
       </w:r>
     </w:p>
     <w:p>
@@ -5795,7 +5944,7 @@
     <w:lsdException w:unhideWhenUsed="0" w:uiPriority="0" w:semiHidden="0" w:name="Body Text Indent 2"/>
     <w:lsdException w:unhideWhenUsed="0" w:uiPriority="0" w:semiHidden="0" w:name="Body Text Indent 3"/>
     <w:lsdException w:unhideWhenUsed="0" w:uiPriority="0" w:semiHidden="0" w:name="Block Text"/>
-    <w:lsdException w:unhideWhenUsed="0" w:uiPriority="0" w:semiHidden="0" w:name="Hyperlink"/>
+    <w:lsdException w:qFormat="1" w:unhideWhenUsed="0" w:uiPriority="0" w:semiHidden="0" w:name="Hyperlink"/>
     <w:lsdException w:unhideWhenUsed="0" w:uiPriority="0" w:semiHidden="0" w:name="FollowedHyperlink"/>
     <w:lsdException w:qFormat="1" w:unhideWhenUsed="0" w:uiPriority="0" w:semiHidden="0" w:name="Strong"/>
     <w:lsdException w:qFormat="1" w:unhideWhenUsed="0" w:uiPriority="0" w:semiHidden="0" w:name="Emphasis"/>
@@ -5980,7 +6129,7 @@
     <w:name w:val="heading 1"/>
     <w:basedOn w:val="1"/>
     <w:next w:val="1"/>
-    <w:link w:val="19"/>
+    <w:link w:val="20"/>
     <w:autoRedefine/>
     <w:qFormat/>
     <w:uiPriority w:val="0"/>
@@ -6023,7 +6172,7 @@
   <w:style w:type="paragraph" w:styleId="3">
     <w:name w:val="Document Map"/>
     <w:basedOn w:val="1"/>
-    <w:link w:val="16"/>
+    <w:link w:val="17"/>
     <w:autoRedefine/>
     <w:qFormat/>
     <w:uiPriority w:val="0"/>
@@ -6036,7 +6185,7 @@
   <w:style w:type="paragraph" w:styleId="4">
     <w:name w:val="Body Text"/>
     <w:basedOn w:val="1"/>
-    <w:link w:val="18"/>
+    <w:link w:val="19"/>
     <w:autoRedefine/>
     <w:qFormat/>
     <w:uiPriority w:val="0"/>
@@ -6047,7 +6196,7 @@
   <w:style w:type="paragraph" w:styleId="5">
     <w:name w:val="Body Text Indent"/>
     <w:basedOn w:val="1"/>
-    <w:link w:val="15"/>
+    <w:link w:val="16"/>
     <w:autoRedefine/>
     <w:qFormat/>
     <w:uiPriority w:val="0"/>
@@ -6061,7 +6210,7 @@
   <w:style w:type="paragraph" w:styleId="6">
     <w:name w:val="footer"/>
     <w:basedOn w:val="1"/>
-    <w:link w:val="14"/>
+    <w:link w:val="15"/>
     <w:autoRedefine/>
     <w:qFormat/>
     <w:uiPriority w:val="0"/>
@@ -6081,7 +6230,7 @@
   <w:style w:type="paragraph" w:styleId="7">
     <w:name w:val="header"/>
     <w:basedOn w:val="1"/>
-    <w:link w:val="13"/>
+    <w:link w:val="14"/>
     <w:autoRedefine/>
     <w:qFormat/>
     <w:uiPriority w:val="0"/>
@@ -6136,14 +6285,24 @@
       </w:tblBorders>
     </w:tblPr>
   </w:style>
-  <w:style w:type="character" w:customStyle="1" w:styleId="12">
+  <w:style w:type="character" w:styleId="12">
+    <w:name w:val="Hyperlink"/>
+    <w:basedOn w:val="11"/>
+    <w:qFormat/>
+    <w:uiPriority w:val="0"/>
+    <w:rPr>
+      <w:color w:val="0000FF"/>
+      <w:u w:val="single"/>
+    </w:rPr>
+  </w:style>
+  <w:style w:type="character" w:customStyle="1" w:styleId="13">
     <w:name w:val="apple-style-span"/>
     <w:basedOn w:val="11"/>
     <w:autoRedefine/>
     <w:qFormat/>
     <w:uiPriority w:val="0"/>
   </w:style>
-  <w:style w:type="character" w:customStyle="1" w:styleId="13">
+  <w:style w:type="character" w:customStyle="1" w:styleId="14">
     <w:name w:val="页眉 Char"/>
     <w:link w:val="7"/>
     <w:autoRedefine/>
@@ -6155,7 +6314,7 @@
       <w:szCs w:val="18"/>
     </w:rPr>
   </w:style>
-  <w:style w:type="character" w:customStyle="1" w:styleId="14">
+  <w:style w:type="character" w:customStyle="1" w:styleId="15">
     <w:name w:val="页脚 Char"/>
     <w:link w:val="6"/>
     <w:autoRedefine/>
@@ -6167,7 +6326,7 @@
       <w:szCs w:val="18"/>
     </w:rPr>
   </w:style>
-  <w:style w:type="character" w:customStyle="1" w:styleId="15">
+  <w:style w:type="character" w:customStyle="1" w:styleId="16">
     <w:name w:val="正文文本缩进 Char"/>
     <w:link w:val="5"/>
     <w:autoRedefine/>
@@ -6179,7 +6338,7 @@
       <w:szCs w:val="24"/>
     </w:rPr>
   </w:style>
-  <w:style w:type="character" w:customStyle="1" w:styleId="16">
+  <w:style w:type="character" w:customStyle="1" w:styleId="17">
     <w:name w:val="文档结构图 Char"/>
     <w:link w:val="3"/>
     <w:autoRedefine/>
@@ -6192,7 +6351,7 @@
       <w:szCs w:val="18"/>
     </w:rPr>
   </w:style>
-  <w:style w:type="paragraph" w:customStyle="1" w:styleId="17">
+  <w:style w:type="paragraph" w:customStyle="1" w:styleId="18">
     <w:name w:val="作者"/>
     <w:basedOn w:val="4"/>
     <w:autoRedefine/>
@@ -6215,7 +6374,7 @@
       <w:lang w:bidi="he-IL"/>
     </w:rPr>
   </w:style>
-  <w:style w:type="character" w:customStyle="1" w:styleId="18">
+  <w:style w:type="character" w:customStyle="1" w:styleId="19">
     <w:name w:val="正文文本 字符"/>
     <w:link w:val="4"/>
     <w:autoRedefine/>
@@ -6227,7 +6386,7 @@
       <w:szCs w:val="24"/>
     </w:rPr>
   </w:style>
-  <w:style w:type="character" w:customStyle="1" w:styleId="19">
+  <w:style w:type="character" w:customStyle="1" w:styleId="20">
     <w:name w:val="标题 1 字符"/>
     <w:link w:val="2"/>
     <w:autoRedefine/>
@@ -6241,7 +6400,7 @@
       <w:szCs w:val="44"/>
     </w:rPr>
   </w:style>
-  <w:style w:type="paragraph" w:customStyle="1" w:styleId="20">
+  <w:style w:type="paragraph" w:customStyle="1" w:styleId="21">
     <w:name w:val="1. 章标题"/>
     <w:basedOn w:val="1"/>
     <w:autoRedefine/>
@@ -6259,7 +6418,7 @@
       <w:szCs w:val="20"/>
     </w:rPr>
   </w:style>
-  <w:style w:type="paragraph" w:customStyle="1" w:styleId="21">
+  <w:style w:type="paragraph" w:customStyle="1" w:styleId="22">
     <w:name w:val="5. 报告正文"/>
     <w:basedOn w:val="1"/>
     <w:autoRedefine/>
@@ -6275,7 +6434,7 @@
       <w:szCs w:val="20"/>
     </w:rPr>
   </w:style>
-  <w:style w:type="paragraph" w:customStyle="1" w:styleId="22">
+  <w:style w:type="paragraph" w:customStyle="1" w:styleId="23">
     <w:name w:val="图题"/>
     <w:basedOn w:val="1"/>
     <w:next w:val="1"/>
@@ -6291,9 +6450,9 @@
       <w:szCs w:val="21"/>
     </w:rPr>
   </w:style>
-  <w:style w:type="character" w:customStyle="1" w:styleId="23">
+  <w:style w:type="character" w:customStyle="1" w:styleId="24">
     <w:name w:val="论文正文 Char"/>
-    <w:link w:val="24"/>
+    <w:link w:val="25"/>
     <w:autoRedefine/>
     <w:qFormat/>
     <w:uiPriority w:val="0"/>
@@ -6302,9 +6461,9 @@
       <w:szCs w:val="24"/>
     </w:rPr>
   </w:style>
-  <w:style w:type="paragraph" w:customStyle="1" w:styleId="24">
+  <w:style w:type="paragraph" w:customStyle="1" w:styleId="25">
     <w:name w:val="论文正文"/>
-    <w:link w:val="23"/>
+    <w:link w:val="24"/>
     <w:autoRedefine/>
     <w:qFormat/>
     <w:uiPriority w:val="0"/>
@@ -6321,7 +6480,7 @@
       <w:lang w:val="en-US" w:eastAsia="zh-CN" w:bidi="ar-SA"/>
     </w:rPr>
   </w:style>
-  <w:style w:type="paragraph" w:customStyle="1" w:styleId="25">
+  <w:style w:type="paragraph" w:customStyle="1" w:styleId="26">
     <w:name w:val="2. 节标题"/>
     <w:basedOn w:val="1"/>
     <w:autoRedefine/>
@@ -6338,7 +6497,7 @@
       <w:szCs w:val="20"/>
     </w:rPr>
   </w:style>
-  <w:style w:type="paragraph" w:customStyle="1" w:styleId="26">
+  <w:style w:type="paragraph" w:customStyle="1" w:styleId="27">
     <w:name w:val="3. 条标题"/>
     <w:basedOn w:val="1"/>
     <w:autoRedefine/>
@@ -6356,7 +6515,7 @@
       <w:szCs w:val="20"/>
     </w:rPr>
   </w:style>
-  <w:style w:type="paragraph" w:customStyle="1" w:styleId="27">
+  <w:style w:type="paragraph" w:customStyle="1" w:styleId="28">
     <w:name w:val="4. 款项"/>
     <w:basedOn w:val="1"/>
     <w:autoRedefine/>
@@ -6373,7 +6532,7 @@
       <w:szCs w:val="20"/>
     </w:rPr>
   </w:style>
-  <w:style w:type="paragraph" w:customStyle="1" w:styleId="28">
+  <w:style w:type="paragraph" w:customStyle="1" w:styleId="29">
     <w:name w:val="7. 图"/>
     <w:basedOn w:val="1"/>
     <w:autoRedefine/>
@@ -6387,9 +6546,9 @@
       <w:szCs w:val="20"/>
     </w:rPr>
   </w:style>
-  <w:style w:type="paragraph" w:customStyle="1" w:styleId="29">
+  <w:style w:type="paragraph" w:customStyle="1" w:styleId="30">
     <w:name w:val="10 封面标题"/>
-    <w:basedOn w:val="20"/>
+    <w:basedOn w:val="21"/>
     <w:autoRedefine/>
     <w:qFormat/>
     <w:uiPriority w:val="0"/>
@@ -6400,7 +6559,7 @@
       <w:sz w:val="52"/>
     </w:rPr>
   </w:style>
-  <w:style w:type="paragraph" w:customStyle="1" w:styleId="30">
+  <w:style w:type="paragraph" w:customStyle="1" w:styleId="31">
     <w:name w:val="6. 表格文字"/>
     <w:basedOn w:val="1"/>
     <w:autoRedefine/>
@@ -6414,7 +6573,7 @@
       <w:szCs w:val="20"/>
     </w:rPr>
   </w:style>
-  <w:style w:type="paragraph" w:customStyle="1" w:styleId="31">
+  <w:style w:type="paragraph" w:customStyle="1" w:styleId="32">
     <w:name w:val="9. 封面黑体"/>
     <w:basedOn w:val="1"/>
     <w:autoRedefine/>
@@ -6431,9 +6590,9 @@
       <w:szCs w:val="20"/>
     </w:rPr>
   </w:style>
-  <w:style w:type="paragraph" w:customStyle="1" w:styleId="32">
+  <w:style w:type="paragraph" w:customStyle="1" w:styleId="33">
     <w:name w:val="4. 款项格式"/>
-    <w:basedOn w:val="27"/>
+    <w:basedOn w:val="28"/>
     <w:autoRedefine/>
     <w:qFormat/>
     <w:uiPriority w:val="0"/>
@@ -6444,7 +6603,7 @@
       <w:bCs w:val="0"/>
     </w:rPr>
   </w:style>
-  <w:style w:type="paragraph" w:customStyle="1" w:styleId="33">
+  <w:style w:type="paragraph" w:customStyle="1" w:styleId="34">
     <w:name w:val="8. 图题和表题"/>
     <w:basedOn w:val="1"/>
     <w:autoRedefine/>
